--- a/1. AGREEMENT/1. General-Purpose Contract/2-9 Post-AI Civilization Sovereign License.docx
+++ b/1. AGREEMENT/1. General-Purpose Contract/2-9 Post-AI Civilization Sovereign License.docx
@@ -369,7 +369,7 @@
           <w:sz w:val="20"/>
           <w:szCs w:val="20"/>
         </w:rPr>
-        <w:t>使用チャネルは iMessage（+81-70-3666-0022）に限定する。</w:t>
+        <w:t>使用チャネルはiMessage（+81-70-3666-0022）に限定する。</w:t>
       </w:r>
     </w:p>
     <w:p>
